--- a/public/files/Einverständniserklärung.docx
+++ b/public/files/Einverständniserklärung.docx
@@ -352,7 +352,47 @@
           <w:sz w:val="24"/>
           <w:szCs w:val="24"/>
         </w:rPr>
-        <w:t xml:space="preserve"> dringend benötigte Kleidung, Accessoires oder andere in der Packliste aufgeführte Gegenstände fehlen, werden diese auf meine Kosten beschafft. Zusätzlich fällt eine </w:t>
+        <w:t xml:space="preserve"> dringend benötigte Kleidung, Accessoires oder andere in der Packliste aufgeführte Gegenstände fehlen, werden diese auf meine Kosten beschafft. Zusätzlich </w:t>
+      </w:r>
+      <w:r>
+        <w:rPr>
+          <w:rFonts w:cstheme="minorHAnsi"/>
+          <w:sz w:val="24"/>
+          <w:szCs w:val="24"/>
+        </w:rPr>
+        <w:t>kann</w:t>
+      </w:r>
+      <w:r>
+        <w:rPr>
+          <w:rFonts w:cstheme="minorHAnsi"/>
+          <w:sz w:val="24"/>
+          <w:szCs w:val="24"/>
+        </w:rPr>
+        <w:t xml:space="preserve"> </w:t>
+      </w:r>
+      <w:r>
+        <w:rPr>
+          <w:rFonts w:cstheme="minorHAnsi"/>
+          <w:sz w:val="24"/>
+          <w:szCs w:val="24"/>
+        </w:rPr>
+        <w:t>je nach Aufwand</w:t>
+      </w:r>
+      <w:r>
+        <w:rPr>
+          <w:rFonts w:cstheme="minorHAnsi"/>
+          <w:sz w:val="24"/>
+          <w:szCs w:val="24"/>
+        </w:rPr>
+        <w:t xml:space="preserve"> </w:t>
+      </w:r>
+      <w:r>
+        <w:rPr>
+          <w:rFonts w:cstheme="minorHAnsi"/>
+          <w:sz w:val="24"/>
+          <w:szCs w:val="24"/>
+        </w:rPr>
+        <w:t xml:space="preserve">eine </w:t>
       </w:r>
       <w:r>
         <w:rPr>
@@ -362,15 +402,64 @@
           <w:sz w:val="24"/>
           <w:szCs w:val="24"/>
         </w:rPr>
-        <w:t>Besorgungspauschale in Höhe von 10 €</w:t>
-      </w:r>
-      <w:r>
-        <w:rPr>
-          <w:rFonts w:cstheme="minorHAnsi"/>
-          <w:sz w:val="24"/>
-          <w:szCs w:val="24"/>
-        </w:rPr>
-        <w:t xml:space="preserve"> an.</w:t>
+        <w:t xml:space="preserve">Besorgungspauschale von </w:t>
+      </w:r>
+      <w:r>
+        <w:rPr>
+          <w:rFonts w:cstheme="minorHAnsi"/>
+          <w:b/>
+          <w:bCs/>
+          <w:sz w:val="24"/>
+          <w:szCs w:val="24"/>
+        </w:rPr>
+        <w:t xml:space="preserve">bis zu </w:t>
+      </w:r>
+      <w:r>
+        <w:rPr>
+          <w:rFonts w:cstheme="minorHAnsi"/>
+          <w:b/>
+          <w:bCs/>
+          <w:sz w:val="24"/>
+          <w:szCs w:val="24"/>
+        </w:rPr>
+        <w:t>10</w:t>
+      </w:r>
+      <w:r>
+        <w:rPr>
+          <w:rFonts w:cstheme="minorHAnsi"/>
+          <w:b/>
+          <w:bCs/>
+          <w:sz w:val="24"/>
+          <w:szCs w:val="24"/>
+        </w:rPr>
+        <w:t>.- Euro</w:t>
+      </w:r>
+      <w:r>
+        <w:rPr>
+          <w:rFonts w:cstheme="minorHAnsi"/>
+          <w:b/>
+          <w:bCs/>
+          <w:sz w:val="24"/>
+          <w:szCs w:val="24"/>
+        </w:rPr>
+        <w:t xml:space="preserve"> </w:t>
+      </w:r>
+      <w:r>
+        <w:rPr>
+          <w:rFonts w:cstheme="minorHAnsi"/>
+          <w:bCs/>
+          <w:sz w:val="24"/>
+          <w:szCs w:val="24"/>
+        </w:rPr>
+        <w:t>erhoben werden</w:t>
+      </w:r>
+      <w:r>
+        <w:rPr>
+          <w:rFonts w:cstheme="minorHAnsi"/>
+          <w:sz w:val="24"/>
+          <w:szCs w:val="24"/>
+        </w:rPr>
+        <w:t>.</w:t>
       </w:r>
     </w:p>
     <w:p>
@@ -385,6 +474,8 @@
       <w:r>
         <w:rPr>
           <w:rFonts w:cstheme="minorHAnsi"/>
+          <w:b/>
+          <w:bCs/>
           <w:sz w:val="24"/>
           <w:szCs w:val="24"/>
         </w:rPr>
@@ -393,6 +484,8 @@
       <w:r>
         <w:rPr>
           <w:rFonts w:cstheme="minorHAnsi"/>
+          <w:b/>
+          <w:bCs/>
           <w:sz w:val="24"/>
           <w:szCs w:val="24"/>
         </w:rPr>
@@ -401,6 +494,8 @@
       <w:r>
         <w:rPr>
           <w:rFonts w:cstheme="minorHAnsi"/>
+          <w:b/>
+          <w:bCs/>
           <w:sz w:val="24"/>
           <w:szCs w:val="24"/>
         </w:rPr>
@@ -409,6 +504,8 @@
       <w:r>
         <w:rPr>
           <w:rFonts w:cstheme="minorHAnsi"/>
+          <w:b/>
+          <w:bCs/>
           <w:sz w:val="24"/>
           <w:szCs w:val="24"/>
         </w:rPr>
@@ -417,6 +514,8 @@
       <w:r>
         <w:rPr>
           <w:rFonts w:cstheme="minorHAnsi"/>
+          <w:b/>
+          <w:bCs/>
           <w:sz w:val="24"/>
           <w:szCs w:val="24"/>
         </w:rPr>
@@ -425,6 +524,8 @@
       <w:r>
         <w:rPr>
           <w:rFonts w:cstheme="minorHAnsi"/>
+          <w:b/>
+          <w:bCs/>
           <w:sz w:val="24"/>
           <w:szCs w:val="24"/>
         </w:rPr>
@@ -632,32 +733,48 @@
       <w:r>
         <w:rPr>
           <w:rFonts w:asciiTheme="minorHAnsi" w:hAnsiTheme="minorHAnsi" w:cstheme="minorHAnsi"/>
+          <w:b/>
+          <w:bCs/>
         </w:rPr>
         <w:t>Teiln</w:t>
       </w:r>
       <w:r>
         <w:rPr>
           <w:rFonts w:asciiTheme="minorHAnsi" w:hAnsiTheme="minorHAnsi" w:cstheme="minorHAnsi"/>
+          <w:b/>
+          <w:bCs/>
         </w:rPr>
         <w:t xml:space="preserve">ahmebeitrag </w:t>
       </w:r>
       <w:r>
         <w:rPr>
           <w:rFonts w:asciiTheme="minorHAnsi" w:hAnsiTheme="minorHAnsi" w:cstheme="minorHAnsi"/>
+          <w:b/>
+          <w:bCs/>
         </w:rPr>
         <w:t>von 1</w:t>
       </w:r>
       <w:r>
         <w:rPr>
           <w:rFonts w:asciiTheme="minorHAnsi" w:hAnsiTheme="minorHAnsi" w:cstheme="minorHAnsi"/>
+          <w:b/>
+          <w:bCs/>
         </w:rPr>
         <w:t>5</w:t>
       </w:r>
       <w:r>
         <w:rPr>
           <w:rFonts w:asciiTheme="minorHAnsi" w:hAnsiTheme="minorHAnsi" w:cstheme="minorHAnsi"/>
-        </w:rPr>
-        <w:t>0.- Euro w</w:t>
+          <w:b/>
+          <w:bCs/>
+        </w:rPr>
+        <w:t>0.- Euro</w:t>
+      </w:r>
+      <w:r>
+        <w:rPr>
+          <w:rFonts w:asciiTheme="minorHAnsi" w:hAnsiTheme="minorHAnsi" w:cstheme="minorHAnsi"/>
+        </w:rPr>
+        <w:t xml:space="preserve"> w</w:t>
       </w:r>
       <w:r>
         <w:rPr>
@@ -1179,7 +1296,10 @@
       <w:t xml:space="preserve">Stand der Einverständniserklärung: </w:t>
     </w:r>
     <w:r>
-      <w:t>11</w:t>
+      <w:t>1</w:t>
+    </w:r>
+    <w:r>
+      <w:t>9</w:t>
     </w:r>
     <w:r>
       <w:t>.0</w:t>

--- a/public/files/Einverständniserklärung.docx
+++ b/public/files/Einverständniserklärung.docx
@@ -34,7 +34,18 @@
           <w:szCs w:val="36"/>
           <w:u w:val="single"/>
         </w:rPr>
-        <w:t xml:space="preserve"> – Sommerzeltlager 2025</w:t>
+        <w:t xml:space="preserve"> – Sommerzeltlager 202</w:t>
+      </w:r>
+      <w:r>
+        <w:rPr>
+          <w:rFonts w:cstheme="minorHAnsi"/>
+          <w:b/>
+          <w:bCs/>
+          <w:sz w:val="36"/>
+          <w:szCs w:val="36"/>
+          <w:u w:val="single"/>
+        </w:rPr>
+        <w:t>6</w:t>
       </w:r>
     </w:p>
     <w:p>
@@ -786,25 +797,25 @@
         <w:rPr>
           <w:rFonts w:asciiTheme="minorHAnsi" w:hAnsiTheme="minorHAnsi" w:cstheme="minorHAnsi"/>
         </w:rPr>
-        <w:t>spätestens zum Anmeldeschluss (0</w:t>
+        <w:t>spätestens zum Anmeldeschluss (</w:t>
+      </w:r>
+      <w:r>
+        <w:rPr>
+          <w:rFonts w:asciiTheme="minorHAnsi" w:hAnsiTheme="minorHAnsi" w:cstheme="minorHAnsi"/>
+        </w:rPr>
+        <w:t>15</w:t>
+      </w:r>
+      <w:r>
+        <w:rPr>
+          <w:rFonts w:asciiTheme="minorHAnsi" w:hAnsiTheme="minorHAnsi" w:cstheme="minorHAnsi"/>
+        </w:rPr>
+        <w:t>.07.202</w:t>
       </w:r>
       <w:r>
         <w:rPr>
           <w:rFonts w:asciiTheme="minorHAnsi" w:hAnsiTheme="minorHAnsi" w:cstheme="minorHAnsi"/>
         </w:rPr>
         <w:t>6</w:t>
-      </w:r>
-      <w:r>
-        <w:rPr>
-          <w:rFonts w:asciiTheme="minorHAnsi" w:hAnsiTheme="minorHAnsi" w:cstheme="minorHAnsi"/>
-        </w:rPr>
-        <w:t>.07.202</w:t>
-      </w:r>
-      <w:r>
-        <w:rPr>
-          <w:rFonts w:asciiTheme="minorHAnsi" w:hAnsiTheme="minorHAnsi" w:cstheme="minorHAnsi"/>
-        </w:rPr>
-        <w:t>5</w:t>
       </w:r>
       <w:r>
         <w:rPr>
@@ -1156,7 +1167,23 @@
           <w:sz w:val="20"/>
           <w:szCs w:val="20"/>
         </w:rPr>
-        <w:t xml:space="preserve">Minderjährigen aller </w:t>
+        <w:t xml:space="preserve">Minderjährigen </w:t>
+      </w:r>
+      <w:r>
+        <w:rPr>
+          <w:rFonts w:cstheme="minorHAnsi"/>
+          <w:sz w:val="20"/>
+          <w:szCs w:val="20"/>
+        </w:rPr>
+        <w:t>der</w:t>
+      </w:r>
+      <w:r>
+        <w:rPr>
+          <w:rFonts w:cstheme="minorHAnsi"/>
+          <w:sz w:val="20"/>
+          <w:szCs w:val="20"/>
+        </w:rPr>
+        <w:t xml:space="preserve"> </w:t>
       </w:r>
       <w:r>
         <w:rPr>
@@ -1234,6 +1261,7 @@
       <w:pPr>
         <w:tabs>
           <w:tab w:val="left" w:pos="3331"/>
+          <w:tab w:val="left" w:pos="4110"/>
         </w:tabs>
         <w:rPr>
           <w:rFonts w:cstheme="minorHAnsi"/>
@@ -1241,6 +1269,14 @@
           <w:szCs w:val="20"/>
         </w:rPr>
       </w:pPr>
+      <w:r>
+        <w:rPr>
+          <w:rFonts w:cstheme="minorHAnsi"/>
+          <w:sz w:val="20"/>
+          <w:szCs w:val="20"/>
+        </w:rPr>
+        <w:tab/>
+      </w:r>
       <w:r>
         <w:rPr>
           <w:rFonts w:cstheme="minorHAnsi"/>
@@ -1296,10 +1332,7 @@
       <w:t xml:space="preserve">Stand der Einverständniserklärung: </w:t>
     </w:r>
     <w:r>
-      <w:t>1</w:t>
-    </w:r>
-    <w:r>
-      <w:t>9</w:t>
+      <w:t>23</w:t>
     </w:r>
     <w:r>
       <w:t>.0</w:t>
@@ -1311,7 +1344,7 @@
       <w:t>.202</w:t>
     </w:r>
     <w:r>
-      <w:t>5</w:t>
+      <w:t>6</w:t>
     </w:r>
   </w:p>
 </w:ftr>
